--- a/ESP32-CAM/Telegramdan bot ayarları.docx
+++ b/ESP32-CAM/Telegramdan bot ayarları.docx
@@ -25,7 +25,7 @@
         </w:rPr>
         <w:drawing>
           <wp:inline distT="0" distB="0" distL="0" distR="0">
-            <wp:extent cx="8789738" cy="4695825"/>
+            <wp:extent cx="10267950" cy="5485545"/>
             <wp:effectExtent l="19050" t="0" r="0" b="0"/>
             <wp:docPr id="1" name="Resim 1"/>
             <wp:cNvGraphicFramePr>
@@ -50,7 +50,7 @@
                   <pic:spPr bwMode="auto">
                     <a:xfrm>
                       <a:off x="0" y="0"/>
-                      <a:ext cx="8792678" cy="4697396"/>
+                      <a:ext cx="10274727" cy="5489166"/>
                     </a:xfrm>
                     <a:prstGeom prst="rect">
                       <a:avLst/>
@@ -71,6 +71,7 @@
       </w:r>
     </w:p>
     <w:p/>
+    <w:p/>
     <w:p>
       <w:proofErr w:type="spellStart"/>
       <w:r>
@@ -98,8 +99,8 @@
         </w:rPr>
         <w:drawing>
           <wp:inline distT="0" distB="0" distL="0" distR="0">
-            <wp:extent cx="8892540" cy="4759849"/>
-            <wp:effectExtent l="19050" t="0" r="3810" b="0"/>
+            <wp:extent cx="10309228" cy="5518150"/>
+            <wp:effectExtent l="19050" t="0" r="0" b="0"/>
             <wp:docPr id="4" name="Resim 4"/>
             <wp:cNvGraphicFramePr>
               <a:graphicFrameLocks xmlns:a="http://schemas.openxmlformats.org/drawingml/2006/main" noChangeAspect="1"/>
@@ -123,7 +124,7 @@
                   <pic:spPr bwMode="auto">
                     <a:xfrm>
                       <a:off x="0" y="0"/>
-                      <a:ext cx="8892540" cy="4759849"/>
+                      <a:ext cx="10309228" cy="5518150"/>
                     </a:xfrm>
                     <a:prstGeom prst="rect">
                       <a:avLst/>
@@ -145,6 +146,7 @@
     </w:p>
     <w:p/>
     <w:p/>
+    <w:p/>
     <w:p>
       <w:proofErr w:type="gramStart"/>
       <w:r>
@@ -175,9 +177,9 @@
         </w:rPr>
         <w:drawing>
           <wp:inline distT="0" distB="0" distL="0" distR="0">
-            <wp:extent cx="8892540" cy="4744552"/>
-            <wp:effectExtent l="19050" t="0" r="3810" b="0"/>
-            <wp:docPr id="7" name="Resim 7"/>
+            <wp:extent cx="10311243" cy="5753100"/>
+            <wp:effectExtent l="19050" t="0" r="0" b="0"/>
+            <wp:docPr id="2" name="Resim 1"/>
             <wp:cNvGraphicFramePr>
               <a:graphicFrameLocks xmlns:a="http://schemas.openxmlformats.org/drawingml/2006/main" noChangeAspect="1"/>
             </wp:cNvGraphicFramePr>
@@ -185,7 +187,7 @@
               <a:graphicData uri="http://schemas.openxmlformats.org/drawingml/2006/picture">
                 <pic:pic xmlns:pic="http://schemas.openxmlformats.org/drawingml/2006/picture">
                   <pic:nvPicPr>
-                    <pic:cNvPr id="0" name="Picture 7"/>
+                    <pic:cNvPr id="0" name="Picture 1"/>
                     <pic:cNvPicPr>
                       <a:picLocks noChangeAspect="1" noChangeArrowheads="1"/>
                     </pic:cNvPicPr>
@@ -200,7 +202,7 @@
                   <pic:spPr bwMode="auto">
                     <a:xfrm>
                       <a:off x="0" y="0"/>
-                      <a:ext cx="8892540" cy="4744552"/>
+                      <a:ext cx="10315803" cy="5755644"/>
                     </a:xfrm>
                     <a:prstGeom prst="rect">
                       <a:avLst/>
@@ -222,10 +224,10 @@
     </w:p>
     <w:p/>
     <w:p/>
+    <w:p/>
     <w:p>
       <w:proofErr w:type="spellStart"/>
       <w:r>
-        <w:lastRenderedPageBreak/>
         <w:t>Arduino</w:t>
       </w:r>
       <w:proofErr w:type="spellEnd"/>
@@ -249,7 +251,6 @@
         <w:t xml:space="preserve"> ekranı</w:t>
       </w:r>
     </w:p>
-    <w:p/>
     <w:p>
       <w:r>
         <w:rPr>
@@ -258,8 +259,8 @@
         </w:rPr>
         <w:drawing>
           <wp:inline distT="0" distB="0" distL="0" distR="0">
-            <wp:extent cx="8892540" cy="4961982"/>
-            <wp:effectExtent l="19050" t="0" r="3810" b="0"/>
+            <wp:extent cx="10344470" cy="5772150"/>
+            <wp:effectExtent l="19050" t="0" r="0" b="0"/>
             <wp:docPr id="10" name="Resim 10"/>
             <wp:cNvGraphicFramePr>
               <a:graphicFrameLocks xmlns:a="http://schemas.openxmlformats.org/drawingml/2006/main" noChangeAspect="1"/>
@@ -283,7 +284,7 @@
                   <pic:spPr bwMode="auto">
                     <a:xfrm>
                       <a:off x="0" y="0"/>
-                      <a:ext cx="8892540" cy="4961982"/>
+                      <a:ext cx="10349960" cy="5775213"/>
                     </a:xfrm>
                     <a:prstGeom prst="rect">
                       <a:avLst/>
@@ -306,7 +307,7 @@
     <w:p/>
     <w:sectPr>
       <w:pgSz w:w="16838" w:h="11906" w:orient="landscape"/>
-      <w:pgMar w:top="1417" w:right="1417" w:bottom="1417" w:left="1417" w:header="708" w:footer="708" w:gutter="0"/>
+      <w:pgMar w:top="567" w:right="253" w:bottom="567" w:left="284" w:header="709" w:footer="709" w:gutter="0"/>
       <w:cols w:space="708"/>
       <w:docGrid w:linePitch="360"/>
     </w:sectPr>
